--- a/Toeic/từ vựng/kaka.docx
+++ b/Toeic/từ vựng/kaka.docx
@@ -122,7 +122,10 @@
     </w:p>
     <w:p>
       <w:r>
-        <w:t xml:space="preserve">Extent: Phạm vi Mức độ </w:t>
+        <w:t>Extent: Phạm vi Mức độ</w:t>
+      </w:r>
+      <w:r>
+        <w:t xml:space="preserve"> == scope</w:t>
       </w:r>
     </w:p>
     <w:p>
@@ -346,19 +349,500 @@
         <w:pStyle w:val="Heading2"/>
         <w:shd w:val="clear" w:color="auto" w:fill="FFFCF3"/>
         <w:spacing w:before="0" w:beforeAutospacing="0" w:after="0" w:afterAutospacing="0"/>
-        <w:rPr>
-          <w:rFonts w:ascii="Open Sans" w:hAnsi="Open Sans" w:cs="Open Sans"/>
-          <w:color w:val="313033"/>
-        </w:rPr>
-      </w:pPr>
-    </w:p>
-    <w:p>
-      <w:pPr>
-        <w:rPr>
-          <w:b/>
-          <w:bCs/>
-        </w:rPr>
-      </w:pPr>
+      </w:pPr>
+      <w:r>
+        <w:t xml:space="preserve">Who is </w:t>
+      </w:r>
+      <w:r>
+        <w:rPr>
+          <w:b w:val="0"/>
+          <w:bCs w:val="0"/>
+        </w:rPr>
+        <w:t>responsible</w:t>
+      </w:r>
+      <w:r>
+        <w:t xml:space="preserve"> for this project?"</w:t>
+      </w:r>
+    </w:p>
+    <w:p>
+      <w:pPr>
+        <w:pStyle w:val="Heading2"/>
+        <w:shd w:val="clear" w:color="auto" w:fill="FFFCF3"/>
+        <w:spacing w:before="0" w:beforeAutospacing="0" w:after="0" w:afterAutospacing="0"/>
+        <w:rPr>
+          <w:rFonts w:ascii="Open Sans" w:hAnsi="Open Sans" w:cs="Open Sans"/>
+          <w:color w:val="313033"/>
+        </w:rPr>
+      </w:pPr>
+      <w:bookmarkStart w:id="0" w:name="_Hlk226903898"/>
+      <w:r>
+        <w:rPr>
+          <w:b w:val="0"/>
+          <w:bCs w:val="0"/>
+        </w:rPr>
+        <w:t>responsible</w:t>
+      </w:r>
+    </w:p>
+    <w:bookmarkEnd w:id="0"/>
+    <w:p>
+      <w:pPr>
+        <w:rPr>
+          <w:b/>
+          <w:bCs/>
+        </w:rPr>
+      </w:pPr>
+      <w:r>
+        <w:rPr>
+          <w:b/>
+          <w:bCs/>
+        </w:rPr>
+        <w:t>intermediate form</w:t>
+      </w:r>
+    </w:p>
+    <w:p>
+      <w:pPr>
+        <w:rPr>
+          <w:b/>
+          <w:bCs/>
+        </w:rPr>
+      </w:pPr>
+      <w:r>
+        <w:rPr>
+          <w:b/>
+          <w:bCs/>
+        </w:rPr>
+        <w:t xml:space="preserve">intermediate </w:t>
+      </w:r>
+    </w:p>
+    <w:p>
+      <w:pPr>
+        <w:rPr>
+          <w:b/>
+          <w:bCs/>
+        </w:rPr>
+      </w:pPr>
+      <w:r>
+        <w:rPr>
+          <w:b/>
+          <w:bCs/>
+        </w:rPr>
+        <w:t>form</w:t>
+      </w:r>
+    </w:p>
+    <w:p>
+      <w:pPr>
+        <w:rPr>
+          <w:b/>
+          <w:bCs/>
+        </w:rPr>
+      </w:pPr>
+      <w:r>
+        <w:t>happen</w:t>
+      </w:r>
+    </w:p>
+    <w:p>
+      <w:pPr>
+        <w:rPr>
+          <w:b/>
+          <w:bCs/>
+        </w:rPr>
+      </w:pPr>
+      <w:r>
+        <w:rPr>
+          <w:b/>
+          <w:bCs/>
+        </w:rPr>
+        <w:t>explain</w:t>
+      </w:r>
+    </w:p>
+    <w:p>
+      <w:pPr>
+        <w:rPr>
+          <w:b/>
+          <w:bCs/>
+        </w:rPr>
+      </w:pPr>
+      <w:r>
+        <w:rPr>
+          <w:b/>
+          <w:bCs/>
+        </w:rPr>
+        <w:t>obtain</w:t>
+      </w:r>
+    </w:p>
+    <w:p>
+      <w:r>
+        <w:t>Renovate</w:t>
+      </w:r>
+    </w:p>
+    <w:p>
+      <w:r>
+        <w:t>V</w:t>
+      </w:r>
+      <w:r>
+        <w:t>alid</w:t>
+      </w:r>
+    </w:p>
+    <w:p>
+      <w:pPr>
+        <w:rPr>
+          <w:b/>
+          <w:bCs/>
+        </w:rPr>
+      </w:pPr>
+      <w:r>
+        <w:rPr>
+          <w:b/>
+          <w:bCs/>
+          <w:noProof/>
+        </w:rPr>
+        <w:drawing>
+          <wp:inline distT="0" distB="0" distL="0" distR="0" wp14:anchorId="0E0F5C16" wp14:editId="3D67E4E8">
+            <wp:extent cx="5943600" cy="1656715"/>
+            <wp:effectExtent l="0" t="0" r="0" b="635"/>
+            <wp:docPr id="2" name="Picture 2"/>
+            <wp:cNvGraphicFramePr>
+              <a:graphicFrameLocks xmlns:a="http://schemas.openxmlformats.org/drawingml/2006/main" noChangeAspect="1"/>
+            </wp:cNvGraphicFramePr>
+            <a:graphic xmlns:a="http://schemas.openxmlformats.org/drawingml/2006/main">
+              <a:graphicData uri="http://schemas.openxmlformats.org/drawingml/2006/picture">
+                <pic:pic xmlns:pic="http://schemas.openxmlformats.org/drawingml/2006/picture">
+                  <pic:nvPicPr>
+                    <pic:cNvPr id="1" name=""/>
+                    <pic:cNvPicPr/>
+                  </pic:nvPicPr>
+                  <pic:blipFill>
+                    <a:blip r:embed="rId5"/>
+                    <a:stretch>
+                      <a:fillRect/>
+                    </a:stretch>
+                  </pic:blipFill>
+                  <pic:spPr>
+                    <a:xfrm>
+                      <a:off x="0" y="0"/>
+                      <a:ext cx="5943600" cy="1656715"/>
+                    </a:xfrm>
+                    <a:prstGeom prst="rect">
+                      <a:avLst/>
+                    </a:prstGeom>
+                  </pic:spPr>
+                </pic:pic>
+              </a:graphicData>
+            </a:graphic>
+          </wp:inline>
+        </w:drawing>
+      </w:r>
+    </w:p>
+    <w:p>
+      <w:r>
+        <w:t>P</w:t>
+      </w:r>
+      <w:r>
+        <w:t>riority</w:t>
+      </w:r>
+      <w:r>
+        <w:t>: ưu tiên</w:t>
+      </w:r>
+    </w:p>
+    <w:p>
+      <w:r>
+        <w:t>Remarkable:đáng chú ý</w:t>
+      </w:r>
+    </w:p>
+    <w:p>
+      <w:pPr>
+        <w:pStyle w:val="Heading2"/>
+        <w:shd w:val="clear" w:color="auto" w:fill="FFFCF3"/>
+        <w:spacing w:before="0" w:beforeAutospacing="0" w:after="0" w:afterAutospacing="0"/>
+        <w:rPr>
+          <w:rFonts w:ascii="Open Sans" w:hAnsi="Open Sans" w:cs="Open Sans"/>
+          <w:color w:val="313033"/>
+        </w:rPr>
+      </w:pPr>
+      <w:r>
+        <w:rPr>
+          <w:rFonts w:ascii="Open Sans" w:hAnsi="Open Sans" w:cs="Open Sans"/>
+          <w:color w:val="313033"/>
+        </w:rPr>
+        <w:t>policy</w:t>
+      </w:r>
+    </w:p>
+    <w:p>
+      <w:r>
+        <w:t>implement</w:t>
+      </w:r>
+      <w:r>
+        <w:t>: thực hieejh triển khai cài dặt</w:t>
+      </w:r>
+    </w:p>
+    <w:p>
+      <w:pPr>
+        <w:pStyle w:val="Heading2"/>
+        <w:shd w:val="clear" w:color="auto" w:fill="FFFCF3"/>
+        <w:spacing w:before="0" w:beforeAutospacing="0" w:after="0" w:afterAutospacing="0"/>
+      </w:pPr>
+      <w:r>
+        <w:rPr>
+          <w:rFonts w:ascii="Open Sans" w:hAnsi="Open Sans" w:cs="Open Sans"/>
+          <w:color w:val="313033"/>
+        </w:rPr>
+        <w:lastRenderedPageBreak/>
+        <w:t>persevere</w:t>
+      </w:r>
+      <w:r>
+        <w:rPr>
+          <w:rFonts w:ascii="Open Sans" w:hAnsi="Open Sans" w:cs="Open Sans"/>
+          <w:color w:val="313033"/>
+        </w:rPr>
+        <w:t>: kiên trì</w:t>
+      </w:r>
+      <w:r>
+        <w:rPr>
+          <w:rFonts w:ascii="Open Sans" w:hAnsi="Open Sans" w:cs="Open Sans"/>
+          <w:color w:val="313033"/>
+        </w:rPr>
+        <w:t xml:space="preserve"> </w:t>
+      </w:r>
+      <w:r>
+        <w:t>Effort</w:t>
+      </w:r>
+      <w:r>
+        <w:t xml:space="preserve"> : cố gắng</w:t>
+      </w:r>
+    </w:p>
+    <w:p>
+      <w:pPr>
+        <w:pStyle w:val="Heading2"/>
+        <w:shd w:val="clear" w:color="auto" w:fill="FFFCF3"/>
+        <w:spacing w:before="0" w:beforeAutospacing="0" w:after="0" w:afterAutospacing="0"/>
+        <w:rPr>
+          <w:rFonts w:ascii="Open Sans" w:hAnsi="Open Sans" w:cs="Open Sans"/>
+          <w:color w:val="313033"/>
+        </w:rPr>
+      </w:pPr>
+      <w:r>
+        <w:rPr>
+          <w:rFonts w:ascii="Open Sans" w:hAnsi="Open Sans" w:cs="Open Sans"/>
+          <w:color w:val="313033"/>
+        </w:rPr>
+        <w:drawing>
+          <wp:inline distT="0" distB="0" distL="0" distR="0" wp14:anchorId="1960DDAF" wp14:editId="5FA7C621">
+            <wp:extent cx="5943600" cy="2229485"/>
+            <wp:effectExtent l="0" t="0" r="0" b="0"/>
+            <wp:docPr id="5" name="Picture 5"/>
+            <wp:cNvGraphicFramePr>
+              <a:graphicFrameLocks xmlns:a="http://schemas.openxmlformats.org/drawingml/2006/main" noChangeAspect="1"/>
+            </wp:cNvGraphicFramePr>
+            <a:graphic xmlns:a="http://schemas.openxmlformats.org/drawingml/2006/main">
+              <a:graphicData uri="http://schemas.openxmlformats.org/drawingml/2006/picture">
+                <pic:pic xmlns:pic="http://schemas.openxmlformats.org/drawingml/2006/picture">
+                  <pic:nvPicPr>
+                    <pic:cNvPr id="1" name=""/>
+                    <pic:cNvPicPr/>
+                  </pic:nvPicPr>
+                  <pic:blipFill>
+                    <a:blip r:embed="rId6"/>
+                    <a:stretch>
+                      <a:fillRect/>
+                    </a:stretch>
+                  </pic:blipFill>
+                  <pic:spPr>
+                    <a:xfrm>
+                      <a:off x="0" y="0"/>
+                      <a:ext cx="5943600" cy="2229485"/>
+                    </a:xfrm>
+                    <a:prstGeom prst="rect">
+                      <a:avLst/>
+                    </a:prstGeom>
+                  </pic:spPr>
+                </pic:pic>
+              </a:graphicData>
+            </a:graphic>
+          </wp:inline>
+        </w:drawing>
+      </w:r>
+    </w:p>
+    <w:p>
+      <w:pPr>
+        <w:rPr>
+          <w:b/>
+          <w:bCs/>
+        </w:rPr>
+      </w:pPr>
+    </w:p>
+    <w:p>
+      <w:pPr>
+        <w:rPr>
+          <w:b/>
+          <w:bCs/>
+        </w:rPr>
+      </w:pPr>
+      <w:r>
+        <w:rPr>
+          <w:b/>
+          <w:bCs/>
+          <w:noProof/>
+        </w:rPr>
+        <w:drawing>
+          <wp:inline distT="0" distB="0" distL="0" distR="0" wp14:anchorId="1B464F6D" wp14:editId="087D3A98">
+            <wp:extent cx="5943600" cy="3188970"/>
+            <wp:effectExtent l="0" t="0" r="0" b="0"/>
+            <wp:docPr id="3" name="Picture 3"/>
+            <wp:cNvGraphicFramePr>
+              <a:graphicFrameLocks xmlns:a="http://schemas.openxmlformats.org/drawingml/2006/main" noChangeAspect="1"/>
+            </wp:cNvGraphicFramePr>
+            <a:graphic xmlns:a="http://schemas.openxmlformats.org/drawingml/2006/main">
+              <a:graphicData uri="http://schemas.openxmlformats.org/drawingml/2006/picture">
+                <pic:pic xmlns:pic="http://schemas.openxmlformats.org/drawingml/2006/picture">
+                  <pic:nvPicPr>
+                    <pic:cNvPr id="1" name=""/>
+                    <pic:cNvPicPr/>
+                  </pic:nvPicPr>
+                  <pic:blipFill>
+                    <a:blip r:embed="rId7"/>
+                    <a:stretch>
+                      <a:fillRect/>
+                    </a:stretch>
+                  </pic:blipFill>
+                  <pic:spPr>
+                    <a:xfrm>
+                      <a:off x="0" y="0"/>
+                      <a:ext cx="5943600" cy="3188970"/>
+                    </a:xfrm>
+                    <a:prstGeom prst="rect">
+                      <a:avLst/>
+                    </a:prstGeom>
+                  </pic:spPr>
+                </pic:pic>
+              </a:graphicData>
+            </a:graphic>
+          </wp:inline>
+        </w:drawing>
+      </w:r>
+      <w:r>
+        <w:rPr>
+          <w:b/>
+          <w:bCs/>
+        </w:rPr>
+        <w:t xml:space="preserve"> </w:t>
+      </w:r>
+    </w:p>
+    <w:p>
+      <w:pPr>
+        <w:rPr>
+          <w:b/>
+          <w:bCs/>
+        </w:rPr>
+      </w:pPr>
+    </w:p>
+    <w:p>
+      <w:pPr>
+        <w:rPr>
+          <w:b/>
+          <w:bCs/>
+        </w:rPr>
+      </w:pPr>
+      <w:r>
+        <w:rPr>
+          <w:b/>
+          <w:bCs/>
+        </w:rPr>
+        <w:t>Direction : sự hướng dẫn</w:t>
+      </w:r>
+    </w:p>
+    <w:p>
+      <w:pPr>
+        <w:pStyle w:val="Heading2"/>
+        <w:shd w:val="clear" w:color="auto" w:fill="FFFCF3"/>
+        <w:spacing w:before="0" w:beforeAutospacing="0" w:after="0" w:afterAutospacing="0"/>
+        <w:rPr>
+          <w:rFonts w:ascii="Open Sans" w:hAnsi="Open Sans" w:cs="Open Sans"/>
+          <w:color w:val="313033"/>
+        </w:rPr>
+      </w:pPr>
+      <w:r>
+        <w:rPr>
+          <w:rFonts w:ascii="Open Sans" w:hAnsi="Open Sans" w:cs="Open Sans"/>
+          <w:color w:val="313033"/>
+        </w:rPr>
+        <w:t>resolve</w:t>
+      </w:r>
+    </w:p>
+    <w:p>
+      <w:pPr>
+        <w:rPr>
+          <w:b/>
+          <w:bCs/>
+        </w:rPr>
+      </w:pPr>
+    </w:p>
+    <w:p>
+      <w:pPr>
+        <w:rPr>
+          <w:b/>
+          <w:bCs/>
+        </w:rPr>
+      </w:pPr>
+      <w:r>
+        <w:rPr>
+          <w:b/>
+          <w:bCs/>
+        </w:rPr>
+        <w:lastRenderedPageBreak/>
+        <w:t>leading</w:t>
+      </w:r>
+      <w:r>
+        <w:rPr>
+          <w:b/>
+          <w:bCs/>
+        </w:rPr>
+        <w:br/>
+      </w:r>
+      <w:r>
+        <w:t xml:space="preserve"> </w:t>
+      </w:r>
+      <w:r>
+        <w:rPr>
+          <w:b/>
+          <w:bCs/>
+          <w:noProof/>
+        </w:rPr>
+        <w:drawing>
+          <wp:inline distT="0" distB="0" distL="0" distR="0" wp14:anchorId="3F174A4F" wp14:editId="6597E9F4">
+            <wp:extent cx="5943600" cy="2606675"/>
+            <wp:effectExtent l="0" t="0" r="0" b="3175"/>
+            <wp:docPr id="4" name="Picture 4"/>
+            <wp:cNvGraphicFramePr>
+              <a:graphicFrameLocks xmlns:a="http://schemas.openxmlformats.org/drawingml/2006/main" noChangeAspect="1"/>
+            </wp:cNvGraphicFramePr>
+            <a:graphic xmlns:a="http://schemas.openxmlformats.org/drawingml/2006/main">
+              <a:graphicData uri="http://schemas.openxmlformats.org/drawingml/2006/picture">
+                <pic:pic xmlns:pic="http://schemas.openxmlformats.org/drawingml/2006/picture">
+                  <pic:nvPicPr>
+                    <pic:cNvPr id="1" name=""/>
+                    <pic:cNvPicPr/>
+                  </pic:nvPicPr>
+                  <pic:blipFill>
+                    <a:blip r:embed="rId8"/>
+                    <a:stretch>
+                      <a:fillRect/>
+                    </a:stretch>
+                  </pic:blipFill>
+                  <pic:spPr>
+                    <a:xfrm>
+                      <a:off x="0" y="0"/>
+                      <a:ext cx="5943600" cy="2606675"/>
+                    </a:xfrm>
+                    <a:prstGeom prst="rect">
+                      <a:avLst/>
+                    </a:prstGeom>
+                  </pic:spPr>
+                </pic:pic>
+              </a:graphicData>
+            </a:graphic>
+          </wp:inline>
+        </w:drawing>
+      </w:r>
     </w:p>
     <w:sectPr>
       <w:pgSz w:w="12240" w:h="15840"/>

--- a/Toeic/từ vựng/kaka.docx
+++ b/Toeic/từ vựng/kaka.docx
@@ -569,10 +569,7 @@
     </w:p>
     <w:p>
       <w:r>
-        <w:t>implement</w:t>
-      </w:r>
-      <w:r>
-        <w:t>: thực hieejh triển khai cài dặt</w:t>
+        <w:t>implement: thực hieejh triển khai cài dặt</w:t>
       </w:r>
     </w:p>
     <w:p>
@@ -587,14 +584,7 @@
           <w:color w:val="313033"/>
         </w:rPr>
         <w:lastRenderedPageBreak/>
-        <w:t>persevere</w:t>
-      </w:r>
-      <w:r>
-        <w:rPr>
-          <w:rFonts w:ascii="Open Sans" w:hAnsi="Open Sans" w:cs="Open Sans"/>
-          <w:color w:val="313033"/>
-        </w:rPr>
-        <w:t>: kiên trì</w:t>
+        <w:t>persevere: kiên trì</w:t>
       </w:r>
       <w:r>
         <w:rPr>
@@ -604,10 +594,7 @@
         <w:t xml:space="preserve"> </w:t>
       </w:r>
       <w:r>
-        <w:t>Effort</w:t>
-      </w:r>
-      <w:r>
-        <w:t xml:space="preserve"> : cố gắng</w:t>
+        <w:t>Effort : cố gắng</w:t>
       </w:r>
     </w:p>
     <w:p>
@@ -623,6 +610,7 @@
       <w:r>
         <w:rPr>
           <w:rFonts w:ascii="Open Sans" w:hAnsi="Open Sans" w:cs="Open Sans"/>
+          <w:noProof/>
           <w:color w:val="313033"/>
         </w:rPr>
         <w:drawing>
@@ -777,12 +765,6 @@
       </w:pPr>
     </w:p>
     <w:p>
-      <w:pPr>
-        <w:rPr>
-          <w:b/>
-          <w:bCs/>
-        </w:rPr>
-      </w:pPr>
       <w:r>
         <w:rPr>
           <w:b/>
@@ -832,6 +814,56 @@
                     <a:xfrm>
                       <a:off x="0" y="0"/>
                       <a:ext cx="5943600" cy="2606675"/>
+                    </a:xfrm>
+                    <a:prstGeom prst="rect">
+                      <a:avLst/>
+                    </a:prstGeom>
+                  </pic:spPr>
+                </pic:pic>
+              </a:graphicData>
+            </a:graphic>
+          </wp:inline>
+        </w:drawing>
+      </w:r>
+    </w:p>
+    <w:p>
+      <w:pPr>
+        <w:rPr>
+          <w:b/>
+          <w:bCs/>
+        </w:rPr>
+      </w:pPr>
+      <w:r>
+        <w:rPr>
+          <w:b/>
+          <w:bCs/>
+        </w:rPr>
+        <w:lastRenderedPageBreak/>
+        <w:drawing>
+          <wp:inline distT="0" distB="0" distL="0" distR="0" wp14:anchorId="0D84690A" wp14:editId="2BBE6E4A">
+            <wp:extent cx="4029637" cy="5306165"/>
+            <wp:effectExtent l="0" t="0" r="9525" b="8890"/>
+            <wp:docPr id="6" name="Picture 6"/>
+            <wp:cNvGraphicFramePr>
+              <a:graphicFrameLocks xmlns:a="http://schemas.openxmlformats.org/drawingml/2006/main" noChangeAspect="1"/>
+            </wp:cNvGraphicFramePr>
+            <a:graphic xmlns:a="http://schemas.openxmlformats.org/drawingml/2006/main">
+              <a:graphicData uri="http://schemas.openxmlformats.org/drawingml/2006/picture">
+                <pic:pic xmlns:pic="http://schemas.openxmlformats.org/drawingml/2006/picture">
+                  <pic:nvPicPr>
+                    <pic:cNvPr id="1" name=""/>
+                    <pic:cNvPicPr/>
+                  </pic:nvPicPr>
+                  <pic:blipFill>
+                    <a:blip r:embed="rId9"/>
+                    <a:stretch>
+                      <a:fillRect/>
+                    </a:stretch>
+                  </pic:blipFill>
+                  <pic:spPr>
+                    <a:xfrm>
+                      <a:off x="0" y="0"/>
+                      <a:ext cx="4029637" cy="5306165"/>
                     </a:xfrm>
                     <a:prstGeom prst="rect">
                       <a:avLst/>

--- a/Toeic/từ vựng/kaka.docx
+++ b/Toeic/từ vựng/kaka.docx
@@ -11,6 +11,44 @@
       </w:r>
       <w:r>
         <w:t xml:space="preserve"> lọc</w:t>
+      </w:r>
+    </w:p>
+    <w:p>
+      <w:pPr>
+        <w:pStyle w:val="Heading2"/>
+        <w:shd w:val="clear" w:color="auto" w:fill="FFFCF3"/>
+        <w:spacing w:before="0" w:beforeAutospacing="0" w:after="0" w:afterAutospacing="0"/>
+        <w:rPr>
+          <w:rFonts w:ascii="Open Sans" w:hAnsi="Open Sans" w:cs="Open Sans"/>
+          <w:color w:val="313033"/>
+        </w:rPr>
+      </w:pPr>
+      <w:r>
+        <w:rPr>
+          <w:rFonts w:ascii="Open Sans" w:hAnsi="Open Sans" w:cs="Open Sans"/>
+          <w:color w:val="313033"/>
+        </w:rPr>
+        <w:t>P</w:t>
+      </w:r>
+      <w:r>
+        <w:rPr>
+          <w:rFonts w:ascii="Open Sans" w:hAnsi="Open Sans" w:cs="Open Sans"/>
+          <w:color w:val="313033"/>
+        </w:rPr>
+        <w:t>roduce</w:t>
+      </w:r>
+      <w:r>
+        <w:rPr>
+          <w:rFonts w:ascii="Open Sans" w:hAnsi="Open Sans" w:cs="Open Sans"/>
+          <w:color w:val="313033"/>
+        </w:rPr>
+        <w:t>== product</w:t>
+      </w:r>
+    </w:p>
+    <w:p/>
+    <w:p>
+      <w:r>
+        <w:t>Employment == job=occupation</w:t>
       </w:r>
     </w:p>
     <w:p>
@@ -211,6 +249,7 @@
           <w:sz w:val="36"/>
           <w:szCs w:val="36"/>
         </w:rPr>
+        <w:lastRenderedPageBreak/>
         <w:t>compromise</w:t>
       </w:r>
     </w:p>
@@ -229,7 +268,6 @@
           <w:rFonts w:ascii="Open Sans" w:hAnsi="Open Sans" w:cs="Open Sans"/>
           <w:color w:val="313033"/>
         </w:rPr>
-        <w:lastRenderedPageBreak/>
         <w:t>release</w:t>
       </w:r>
     </w:p>
@@ -569,6 +607,7 @@
     </w:p>
     <w:p>
       <w:r>
+        <w:lastRenderedPageBreak/>
         <w:t>implement: thực hieejh triển khai cài dặt</w:t>
       </w:r>
     </w:p>
@@ -583,7 +622,6 @@
           <w:rFonts w:ascii="Open Sans" w:hAnsi="Open Sans" w:cs="Open Sans"/>
           <w:color w:val="313033"/>
         </w:rPr>
-        <w:lastRenderedPageBreak/>
         <w:t>persevere: kiên trì</w:t>
       </w:r>
       <w:r>
@@ -837,6 +875,7 @@
         <w:rPr>
           <w:b/>
           <w:bCs/>
+          <w:noProof/>
         </w:rPr>
         <w:lastRenderedPageBreak/>
         <w:drawing>

--- a/Toeic/từ vựng/kaka.docx
+++ b/Toeic/từ vựng/kaka.docx
@@ -28,21 +28,58 @@
           <w:rFonts w:ascii="Open Sans" w:hAnsi="Open Sans" w:cs="Open Sans"/>
           <w:color w:val="313033"/>
         </w:rPr>
-        <w:t>P</w:t>
-      </w:r>
-      <w:r>
-        <w:rPr>
-          <w:rFonts w:ascii="Open Sans" w:hAnsi="Open Sans" w:cs="Open Sans"/>
-          <w:color w:val="313033"/>
-        </w:rPr>
-        <w:t>roduce</w:t>
-      </w:r>
-      <w:r>
-        <w:rPr>
-          <w:rFonts w:ascii="Open Sans" w:hAnsi="Open Sans" w:cs="Open Sans"/>
-          <w:color w:val="313033"/>
-        </w:rPr>
-        <w:t>== product</w:t>
+        <w:t>D</w:t>
+      </w:r>
+      <w:r>
+        <w:rPr>
+          <w:rFonts w:ascii="Open Sans" w:hAnsi="Open Sans" w:cs="Open Sans"/>
+          <w:color w:val="313033"/>
+        </w:rPr>
+        <w:t>irectory</w:t>
+      </w:r>
+      <w:r>
+        <w:rPr>
+          <w:rFonts w:ascii="Open Sans" w:hAnsi="Open Sans" w:cs="Open Sans"/>
+          <w:color w:val="313033"/>
+        </w:rPr>
+        <w:t>==manual</w:t>
+      </w:r>
+    </w:p>
+    <w:p/>
+    <w:p>
+      <w:pPr>
+        <w:pStyle w:val="Heading2"/>
+        <w:shd w:val="clear" w:color="auto" w:fill="FFFCF3"/>
+        <w:spacing w:before="0" w:beforeAutospacing="0" w:after="0" w:afterAutospacing="0"/>
+        <w:rPr>
+          <w:rFonts w:ascii="Open Sans" w:hAnsi="Open Sans" w:cs="Open Sans"/>
+          <w:color w:val="313033"/>
+        </w:rPr>
+      </w:pPr>
+      <w:r>
+        <w:rPr>
+          <w:rFonts w:ascii="Open Sans" w:hAnsi="Open Sans" w:cs="Open Sans"/>
+          <w:color w:val="313033"/>
+        </w:rPr>
+        <w:t>Produce== product</w:t>
+      </w:r>
+    </w:p>
+    <w:p>
+      <w:pPr>
+        <w:pStyle w:val="Heading2"/>
+        <w:shd w:val="clear" w:color="auto" w:fill="FFFCF3"/>
+        <w:spacing w:before="0" w:beforeAutospacing="0" w:after="0" w:afterAutospacing="0"/>
+        <w:rPr>
+          <w:rFonts w:ascii="Open Sans" w:hAnsi="Open Sans" w:cs="Open Sans"/>
+          <w:color w:val="313033"/>
+        </w:rPr>
+      </w:pPr>
+      <w:r>
+        <w:rPr>
+          <w:rFonts w:ascii="Open Sans" w:hAnsi="Open Sans" w:cs="Open Sans"/>
+          <w:color w:val="313033"/>
+        </w:rPr>
+        <w:t>duplicate</w:t>
       </w:r>
     </w:p>
     <w:p/>
@@ -168,6 +205,7 @@
     </w:p>
     <w:p>
       <w:r>
+        <w:lastRenderedPageBreak/>
         <w:t>T</w:t>
       </w:r>
       <w:r>
@@ -249,7 +287,6 @@
           <w:sz w:val="36"/>
           <w:szCs w:val="36"/>
         </w:rPr>
-        <w:lastRenderedPageBreak/>
         <w:t>compromise</w:t>
       </w:r>
     </w:p>
@@ -534,6 +571,7 @@
           <w:bCs/>
           <w:noProof/>
         </w:rPr>
+        <w:lastRenderedPageBreak/>
         <w:drawing>
           <wp:inline distT="0" distB="0" distL="0" distR="0" wp14:anchorId="0E0F5C16" wp14:editId="3D67E4E8">
             <wp:extent cx="5943600" cy="1656715"/>
@@ -607,7 +645,6 @@
     </w:p>
     <w:p>
       <w:r>
-        <w:lastRenderedPageBreak/>
         <w:t>implement: thực hieejh triển khai cài dặt</w:t>
       </w:r>
     </w:p>
@@ -709,6 +746,7 @@
           <w:bCs/>
           <w:noProof/>
         </w:rPr>
+        <w:lastRenderedPageBreak/>
         <w:drawing>
           <wp:inline distT="0" distB="0" distL="0" distR="0" wp14:anchorId="1B464F6D" wp14:editId="087D3A98">
             <wp:extent cx="5943600" cy="3188970"/>
@@ -808,7 +846,6 @@
           <w:b/>
           <w:bCs/>
         </w:rPr>
-        <w:lastRenderedPageBreak/>
         <w:t>leading</w:t>
       </w:r>
       <w:r>

--- a/Toeic/từ vựng/kaka.docx
+++ b/Toeic/từ vựng/kaka.docx
@@ -14,133 +14,8 @@
       </w:r>
     </w:p>
     <w:p>
-      <w:pPr>
-        <w:pStyle w:val="Heading2"/>
-        <w:shd w:val="clear" w:color="auto" w:fill="FFFCF3"/>
-        <w:spacing w:before="0" w:beforeAutospacing="0" w:after="0" w:afterAutospacing="0"/>
-        <w:rPr>
-          <w:rFonts w:ascii="Open Sans" w:hAnsi="Open Sans" w:cs="Open Sans"/>
-          <w:color w:val="313033"/>
-        </w:rPr>
-      </w:pPr>
-      <w:r>
-        <w:rPr>
-          <w:rFonts w:ascii="Open Sans" w:hAnsi="Open Sans" w:cs="Open Sans"/>
-          <w:color w:val="313033"/>
-        </w:rPr>
-        <w:t>D</w:t>
-      </w:r>
-      <w:r>
-        <w:rPr>
-          <w:rFonts w:ascii="Open Sans" w:hAnsi="Open Sans" w:cs="Open Sans"/>
-          <w:color w:val="313033"/>
-        </w:rPr>
-        <w:t>irectory</w:t>
-      </w:r>
-      <w:r>
-        <w:rPr>
-          <w:rFonts w:ascii="Open Sans" w:hAnsi="Open Sans" w:cs="Open Sans"/>
-          <w:color w:val="313033"/>
-        </w:rPr>
-        <w:t>==manual</w:t>
-      </w:r>
-    </w:p>
-    <w:p/>
-    <w:p>
-      <w:pPr>
-        <w:pStyle w:val="Heading2"/>
-        <w:shd w:val="clear" w:color="auto" w:fill="FFFCF3"/>
-        <w:spacing w:before="0" w:beforeAutospacing="0" w:after="0" w:afterAutospacing="0"/>
-        <w:rPr>
-          <w:rFonts w:ascii="Open Sans" w:hAnsi="Open Sans" w:cs="Open Sans"/>
-          <w:color w:val="313033"/>
-        </w:rPr>
-      </w:pPr>
-      <w:r>
-        <w:rPr>
-          <w:rFonts w:ascii="Open Sans" w:hAnsi="Open Sans" w:cs="Open Sans"/>
-          <w:color w:val="313033"/>
-        </w:rPr>
-        <w:t>Produce== product</w:t>
-      </w:r>
-    </w:p>
-    <w:p>
-      <w:pPr>
-        <w:pStyle w:val="Heading2"/>
-        <w:shd w:val="clear" w:color="auto" w:fill="FFFCF3"/>
-        <w:spacing w:before="0" w:beforeAutospacing="0" w:after="0" w:afterAutospacing="0"/>
-        <w:rPr>
-          <w:rFonts w:ascii="Open Sans" w:hAnsi="Open Sans" w:cs="Open Sans"/>
-          <w:color w:val="313033"/>
-        </w:rPr>
-      </w:pPr>
-      <w:r>
-        <w:rPr>
-          <w:rFonts w:ascii="Open Sans" w:hAnsi="Open Sans" w:cs="Open Sans"/>
-          <w:color w:val="313033"/>
-        </w:rPr>
-        <w:t>duplicate</w:t>
-      </w:r>
-    </w:p>
-    <w:p/>
-    <w:p>
-      <w:r>
-        <w:t>Employment == job=occupation</w:t>
-      </w:r>
-    </w:p>
-    <w:p>
-      <w:r>
-        <w:t>preview screening: buổi xem trc thường là  xem phim trc á</w:t>
-      </w:r>
-    </w:p>
-    <w:p>
-      <w:r>
-        <w:t>monument</w:t>
-      </w:r>
-      <w:r>
-        <w:t xml:space="preserve"> : đài kỉ kiệm</w:t>
-      </w:r>
-    </w:p>
-    <w:p>
-      <w:r>
-        <w:t>warranty: bảo hành</w:t>
-      </w:r>
-    </w:p>
-    <w:p>
-      <w:r>
-        <w:t>"How long is the warranty  for this product?</w:t>
-      </w:r>
-    </w:p>
-    <w:p>
-      <w:r>
-        <w:t>Agreement ; hợp đồng ngắn hạn</w:t>
-      </w:r>
-    </w:p>
-    <w:p>
-      <w:r>
-        <w:t>Contract: hợp đồng dài hại</w:t>
-      </w:r>
-    </w:p>
-    <w:p>
-      <w:r>
-        <w:t>Rental agreement: hợp đồng cho thuê ngán hạn</w:t>
-      </w:r>
-    </w:p>
-    <w:p>
-      <w:r>
-        <w:t>Rental cont</w:t>
-      </w:r>
-      <w:r>
-        <w:t>r</w:t>
-      </w:r>
-      <w:r>
-        <w:t>a</w:t>
-      </w:r>
-      <w:r>
-        <w:t>ct</w:t>
-      </w:r>
-      <w:r>
-        <w:t>: hợp đồng cho thuê dài hạn</w:t>
+      <w:r>
+        <w:t>recepient</w:t>
       </w:r>
     </w:p>
     <w:p>
@@ -149,10 +24,10 @@
           <w:noProof/>
         </w:rPr>
         <w:drawing>
-          <wp:inline distT="0" distB="0" distL="0" distR="0" wp14:anchorId="4201D10D" wp14:editId="40075757">
-            <wp:extent cx="5943600" cy="2738120"/>
-            <wp:effectExtent l="0" t="0" r="0" b="5080"/>
-            <wp:docPr id="1" name="Picture 1"/>
+          <wp:inline distT="0" distB="0" distL="0" distR="0" wp14:anchorId="33A6721A" wp14:editId="059704FB">
+            <wp:extent cx="5943600" cy="1005840"/>
+            <wp:effectExtent l="0" t="0" r="0" b="3810"/>
+            <wp:docPr id="7" name="Picture 7"/>
             <wp:cNvGraphicFramePr>
               <a:graphicFrameLocks xmlns:a="http://schemas.openxmlformats.org/drawingml/2006/main" noChangeAspect="1"/>
             </wp:cNvGraphicFramePr>
@@ -172,7 +47,7 @@
                   <pic:spPr>
                     <a:xfrm>
                       <a:off x="0" y="0"/>
-                      <a:ext cx="5943600" cy="2738120"/>
+                      <a:ext cx="5943600" cy="1005840"/>
                     </a:xfrm>
                     <a:prstGeom prst="rect">
                       <a:avLst/>
@@ -186,111 +61,6 @@
       </w:r>
     </w:p>
     <w:p>
-      <w:r>
-        <w:t>Comprehension: sự hiểu biết</w:t>
-      </w:r>
-    </w:p>
-    <w:p>
-      <w:r>
-        <w:t>"What is the extent of your comprehension of IT?"</w:t>
-      </w:r>
-    </w:p>
-    <w:p>
-      <w:r>
-        <w:t>Extent: Phạm vi Mức độ</w:t>
-      </w:r>
-      <w:r>
-        <w:t xml:space="preserve"> == scope</w:t>
-      </w:r>
-    </w:p>
-    <w:p>
-      <w:r>
-        <w:lastRenderedPageBreak/>
-        <w:t>T</w:t>
-      </w:r>
-      <w:r>
-        <w:t>actic</w:t>
-      </w:r>
-      <w:r>
-        <w:t>:CHIẾN THUẬT</w:t>
-      </w:r>
-    </w:p>
-    <w:p>
-      <w:r>
-        <w:t>Strategy : CHIẾN LƯỢC</w:t>
-      </w:r>
-    </w:p>
-    <w:p>
-      <w:pPr>
-        <w:rPr>
-          <w:b/>
-          <w:bCs/>
-        </w:rPr>
-      </w:pPr>
-      <w:r>
-        <w:rPr>
-          <w:b/>
-          <w:bCs/>
-        </w:rPr>
-        <w:t>C</w:t>
-      </w:r>
-      <w:r>
-        <w:rPr>
-          <w:b/>
-          <w:bCs/>
-        </w:rPr>
-        <w:t>ompetitor</w:t>
-      </w:r>
-    </w:p>
-    <w:p>
-      <w:pPr>
-        <w:rPr>
-          <w:b/>
-          <w:bCs/>
-        </w:rPr>
-      </w:pPr>
-      <w:r>
-        <w:rPr>
-          <w:b/>
-          <w:bCs/>
-        </w:rPr>
-        <w:t>E</w:t>
-      </w:r>
-      <w:r>
-        <w:rPr>
-          <w:b/>
-          <w:bCs/>
-        </w:rPr>
-        <w:t>ffort</w:t>
-      </w:r>
-    </w:p>
-    <w:p>
-      <w:pPr>
-        <w:shd w:val="clear" w:color="auto" w:fill="FFFCF3"/>
-        <w:spacing w:before="100" w:beforeAutospacing="1" w:after="100" w:afterAutospacing="1" w:line="240" w:lineRule="auto"/>
-        <w:outlineLvl w:val="1"/>
-        <w:rPr>
-          <w:rFonts w:ascii="Open Sans" w:eastAsia="Times New Roman" w:hAnsi="Open Sans" w:cs="Open Sans"/>
-          <w:b/>
-          <w:bCs/>
-          <w:color w:val="313033"/>
-          <w:sz w:val="36"/>
-          <w:szCs w:val="36"/>
-        </w:rPr>
-      </w:pPr>
-      <w:r>
-        <w:rPr>
-          <w:rFonts w:ascii="Open Sans" w:eastAsia="Times New Roman" w:hAnsi="Open Sans" w:cs="Open Sans"/>
-          <w:b/>
-          <w:bCs/>
-          <w:color w:val="313033"/>
-          <w:sz w:val="36"/>
-          <w:szCs w:val="36"/>
-        </w:rPr>
-        <w:t>compromise</w:t>
-      </w:r>
-    </w:p>
-    <w:p>
       <w:pPr>
         <w:pStyle w:val="Heading2"/>
         <w:shd w:val="clear" w:color="auto" w:fill="FFFCF3"/>
@@ -305,30 +75,10 @@
           <w:rFonts w:ascii="Open Sans" w:hAnsi="Open Sans" w:cs="Open Sans"/>
           <w:color w:val="313033"/>
         </w:rPr>
-        <w:t>release</w:t>
-      </w:r>
-    </w:p>
-    <w:p>
-      <w:pPr>
-        <w:rPr>
-          <w:rFonts w:ascii="Open Sans" w:hAnsi="Open Sans" w:cs="Open Sans"/>
-          <w:b/>
-          <w:bCs/>
-          <w:color w:val="3E3E3E"/>
-          <w:shd w:val="clear" w:color="auto" w:fill="FFFFFF"/>
-        </w:rPr>
-      </w:pPr>
-      <w:r>
-        <w:rPr>
-          <w:rFonts w:ascii="Open Sans" w:hAnsi="Open Sans" w:cs="Open Sans"/>
-          <w:b/>
-          <w:bCs/>
-          <w:color w:val="3E3E3E"/>
-          <w:shd w:val="clear" w:color="auto" w:fill="FFFFFF"/>
-        </w:rPr>
-        <w:t>appreciate</w:t>
-      </w:r>
-    </w:p>
+        <w:t>Directory==manual</w:t>
+      </w:r>
+    </w:p>
+    <w:p/>
     <w:p>
       <w:pPr>
         <w:pStyle w:val="Heading2"/>
@@ -344,7 +94,7 @@
           <w:rFonts w:ascii="Open Sans" w:hAnsi="Open Sans" w:cs="Open Sans"/>
           <w:color w:val="313033"/>
         </w:rPr>
-        <w:t>remind</w:t>
+        <w:t>Produce== product</w:t>
       </w:r>
     </w:p>
     <w:p>
@@ -362,221 +112,81 @@
           <w:rFonts w:ascii="Open Sans" w:hAnsi="Open Sans" w:cs="Open Sans"/>
           <w:color w:val="313033"/>
         </w:rPr>
-        <w:t>consider</w:t>
-      </w:r>
-    </w:p>
-    <w:p>
-      <w:pPr>
-        <w:pStyle w:val="Heading2"/>
-        <w:shd w:val="clear" w:color="auto" w:fill="FFFCF3"/>
-        <w:spacing w:before="0" w:beforeAutospacing="0" w:after="0" w:afterAutospacing="0"/>
-        <w:rPr>
-          <w:rFonts w:ascii="Open Sans" w:hAnsi="Open Sans" w:cs="Open Sans"/>
-          <w:color w:val="313033"/>
-        </w:rPr>
-      </w:pPr>
-      <w:r>
-        <w:rPr>
-          <w:rFonts w:ascii="Open Sans" w:hAnsi="Open Sans" w:cs="Open Sans"/>
-          <w:color w:val="313033"/>
-        </w:rPr>
-        <w:t>variety</w:t>
-      </w:r>
-    </w:p>
-    <w:p>
-      <w:pPr>
-        <w:pStyle w:val="Heading2"/>
-        <w:shd w:val="clear" w:color="auto" w:fill="FFFCF3"/>
-        <w:spacing w:before="0" w:beforeAutospacing="0" w:after="0" w:afterAutospacing="0"/>
-        <w:rPr>
-          <w:rFonts w:ascii="Open Sans" w:hAnsi="Open Sans" w:cs="Open Sans"/>
-          <w:color w:val="313033"/>
-        </w:rPr>
-      </w:pPr>
-      <w:r>
-        <w:rPr>
-          <w:rFonts w:ascii="Open Sans" w:hAnsi="Open Sans" w:cs="Open Sans"/>
-          <w:color w:val="313033"/>
-        </w:rPr>
-        <w:t>predict</w:t>
-      </w:r>
-    </w:p>
-    <w:p>
-      <w:pPr>
-        <w:pStyle w:val="Heading2"/>
-        <w:shd w:val="clear" w:color="auto" w:fill="FFFCF3"/>
-        <w:spacing w:before="0" w:beforeAutospacing="0" w:after="0" w:afterAutospacing="0"/>
-        <w:rPr>
-          <w:rFonts w:ascii="Open Sans" w:hAnsi="Open Sans" w:cs="Open Sans"/>
-          <w:color w:val="313033"/>
-        </w:rPr>
-      </w:pPr>
-      <w:r>
-        <w:rPr>
-          <w:rFonts w:ascii="Open Sans" w:hAnsi="Open Sans" w:cs="Open Sans"/>
-          <w:color w:val="313033"/>
-        </w:rPr>
-        <w:t>handout</w:t>
-      </w:r>
-    </w:p>
-    <w:p>
-      <w:pPr>
-        <w:pStyle w:val="Heading2"/>
-        <w:shd w:val="clear" w:color="auto" w:fill="FFFCF3"/>
-        <w:spacing w:before="0" w:beforeAutospacing="0" w:after="0" w:afterAutospacing="0"/>
-      </w:pPr>
-      <w:r>
-        <w:t xml:space="preserve">Who is </w:t>
-      </w:r>
-      <w:r>
-        <w:rPr>
-          <w:b w:val="0"/>
-          <w:bCs w:val="0"/>
-        </w:rPr>
-        <w:t>responsible</w:t>
-      </w:r>
-      <w:r>
-        <w:t xml:space="preserve"> for this project?"</w:t>
-      </w:r>
-    </w:p>
-    <w:p>
-      <w:pPr>
-        <w:pStyle w:val="Heading2"/>
-        <w:shd w:val="clear" w:color="auto" w:fill="FFFCF3"/>
-        <w:spacing w:before="0" w:beforeAutospacing="0" w:after="0" w:afterAutospacing="0"/>
-        <w:rPr>
-          <w:rFonts w:ascii="Open Sans" w:hAnsi="Open Sans" w:cs="Open Sans"/>
-          <w:color w:val="313033"/>
-        </w:rPr>
-      </w:pPr>
-      <w:bookmarkStart w:id="0" w:name="_Hlk226903898"/>
-      <w:r>
-        <w:rPr>
-          <w:b w:val="0"/>
-          <w:bCs w:val="0"/>
-        </w:rPr>
-        <w:t>responsible</w:t>
-      </w:r>
-    </w:p>
-    <w:bookmarkEnd w:id="0"/>
-    <w:p>
-      <w:pPr>
-        <w:rPr>
-          <w:b/>
-          <w:bCs/>
-        </w:rPr>
-      </w:pPr>
-      <w:r>
-        <w:rPr>
-          <w:b/>
-          <w:bCs/>
-        </w:rPr>
-        <w:t>intermediate form</w:t>
-      </w:r>
-    </w:p>
-    <w:p>
-      <w:pPr>
-        <w:rPr>
-          <w:b/>
-          <w:bCs/>
-        </w:rPr>
-      </w:pPr>
-      <w:r>
-        <w:rPr>
-          <w:b/>
-          <w:bCs/>
-        </w:rPr>
-        <w:t xml:space="preserve">intermediate </w:t>
-      </w:r>
-    </w:p>
-    <w:p>
-      <w:pPr>
-        <w:rPr>
-          <w:b/>
-          <w:bCs/>
-        </w:rPr>
-      </w:pPr>
-      <w:r>
-        <w:rPr>
-          <w:b/>
-          <w:bCs/>
-        </w:rPr>
-        <w:t>form</w:t>
-      </w:r>
-    </w:p>
-    <w:p>
-      <w:pPr>
-        <w:rPr>
-          <w:b/>
-          <w:bCs/>
-        </w:rPr>
-      </w:pPr>
-      <w:r>
-        <w:t>happen</w:t>
-      </w:r>
-    </w:p>
-    <w:p>
-      <w:pPr>
-        <w:rPr>
-          <w:b/>
-          <w:bCs/>
-        </w:rPr>
-      </w:pPr>
-      <w:r>
-        <w:rPr>
-          <w:b/>
-          <w:bCs/>
-        </w:rPr>
-        <w:t>explain</w:t>
-      </w:r>
-    </w:p>
-    <w:p>
-      <w:pPr>
-        <w:rPr>
-          <w:b/>
-          <w:bCs/>
-        </w:rPr>
-      </w:pPr>
-      <w:r>
-        <w:rPr>
-          <w:b/>
-          <w:bCs/>
-        </w:rPr>
-        <w:t>obtain</w:t>
-      </w:r>
-    </w:p>
-    <w:p>
-      <w:r>
-        <w:t>Renovate</w:t>
-      </w:r>
-    </w:p>
-    <w:p>
-      <w:r>
-        <w:t>V</w:t>
-      </w:r>
-      <w:r>
-        <w:t>alid</w:t>
-      </w:r>
-    </w:p>
-    <w:p>
-      <w:pPr>
-        <w:rPr>
-          <w:b/>
-          <w:bCs/>
-        </w:rPr>
-      </w:pPr>
-      <w:r>
-        <w:rPr>
-          <w:b/>
-          <w:bCs/>
+        <w:t>duplicate</w:t>
+      </w:r>
+    </w:p>
+    <w:p/>
+    <w:p>
+      <w:r>
+        <w:t>Employment == job=occupation</w:t>
+      </w:r>
+    </w:p>
+    <w:p>
+      <w:r>
+        <w:t>preview screening: buổi xem trc thường là  xem phim trc á</w:t>
+      </w:r>
+    </w:p>
+    <w:p>
+      <w:r>
+        <w:t>monument</w:t>
+      </w:r>
+      <w:r>
+        <w:t xml:space="preserve"> : đài kỉ kiệm</w:t>
+      </w:r>
+    </w:p>
+    <w:p>
+      <w:r>
+        <w:t>warranty: bảo hành</w:t>
+      </w:r>
+    </w:p>
+    <w:p>
+      <w:r>
+        <w:t>"How long is the warranty  for this product?</w:t>
+      </w:r>
+    </w:p>
+    <w:p>
+      <w:r>
+        <w:t>Agreement ; hợp đồng ngắn hạn</w:t>
+      </w:r>
+    </w:p>
+    <w:p>
+      <w:r>
+        <w:t>Contract: hợp đồng dài hại</w:t>
+      </w:r>
+    </w:p>
+    <w:p>
+      <w:r>
+        <w:t>Rental agreement: hợp đồng cho thuê ngán hạn</w:t>
+      </w:r>
+    </w:p>
+    <w:p>
+      <w:r>
+        <w:t>Rental cont</w:t>
+      </w:r>
+      <w:r>
+        <w:t>r</w:t>
+      </w:r>
+      <w:r>
+        <w:t>a</w:t>
+      </w:r>
+      <w:r>
+        <w:t>ct</w:t>
+      </w:r>
+      <w:r>
+        <w:t>: hợp đồng cho thuê dài hạn</w:t>
+      </w:r>
+    </w:p>
+    <w:p>
+      <w:r>
+        <w:rPr>
           <w:noProof/>
         </w:rPr>
         <w:lastRenderedPageBreak/>
         <w:drawing>
-          <wp:inline distT="0" distB="0" distL="0" distR="0" wp14:anchorId="0E0F5C16" wp14:editId="3D67E4E8">
-            <wp:extent cx="5943600" cy="1656715"/>
-            <wp:effectExtent l="0" t="0" r="0" b="635"/>
-            <wp:docPr id="2" name="Picture 2"/>
+          <wp:inline distT="0" distB="0" distL="0" distR="0" wp14:anchorId="4201D10D" wp14:editId="40075757">
+            <wp:extent cx="5943600" cy="2738120"/>
+            <wp:effectExtent l="0" t="0" r="0" b="5080"/>
+            <wp:docPr id="1" name="Picture 1"/>
             <wp:cNvGraphicFramePr>
               <a:graphicFrameLocks xmlns:a="http://schemas.openxmlformats.org/drawingml/2006/main" noChangeAspect="1"/>
             </wp:cNvGraphicFramePr>
@@ -596,7 +206,7 @@
                   <pic:spPr>
                     <a:xfrm>
                       <a:off x="0" y="0"/>
-                      <a:ext cx="5943600" cy="1656715"/>
+                      <a:ext cx="5943600" cy="2738120"/>
                     </a:xfrm>
                     <a:prstGeom prst="rect">
                       <a:avLst/>
@@ -611,18 +221,106 @@
     </w:p>
     <w:p>
       <w:r>
-        <w:t>P</w:t>
-      </w:r>
-      <w:r>
-        <w:t>riority</w:t>
-      </w:r>
-      <w:r>
-        <w:t>: ưu tiên</w:t>
-      </w:r>
-    </w:p>
-    <w:p>
-      <w:r>
-        <w:t>Remarkable:đáng chú ý</w:t>
+        <w:t>Comprehension: sự hiểu biết</w:t>
+      </w:r>
+    </w:p>
+    <w:p>
+      <w:r>
+        <w:t>"What is the extent of your comprehension of IT?"</w:t>
+      </w:r>
+    </w:p>
+    <w:p>
+      <w:r>
+        <w:t>Extent: Phạm vi Mức độ</w:t>
+      </w:r>
+      <w:r>
+        <w:t xml:space="preserve"> == scope</w:t>
+      </w:r>
+    </w:p>
+    <w:p>
+      <w:r>
+        <w:t>T</w:t>
+      </w:r>
+      <w:r>
+        <w:t>actic</w:t>
+      </w:r>
+      <w:r>
+        <w:t>:CHIẾN THUẬT</w:t>
+      </w:r>
+    </w:p>
+    <w:p>
+      <w:r>
+        <w:t>Strategy : CHIẾN LƯỢC</w:t>
+      </w:r>
+    </w:p>
+    <w:p>
+      <w:pPr>
+        <w:rPr>
+          <w:b/>
+          <w:bCs/>
+        </w:rPr>
+      </w:pPr>
+      <w:r>
+        <w:rPr>
+          <w:b/>
+          <w:bCs/>
+        </w:rPr>
+        <w:t>C</w:t>
+      </w:r>
+      <w:r>
+        <w:rPr>
+          <w:b/>
+          <w:bCs/>
+        </w:rPr>
+        <w:t>ompetitor</w:t>
+      </w:r>
+    </w:p>
+    <w:p>
+      <w:pPr>
+        <w:rPr>
+          <w:b/>
+          <w:bCs/>
+        </w:rPr>
+      </w:pPr>
+      <w:r>
+        <w:rPr>
+          <w:b/>
+          <w:bCs/>
+        </w:rPr>
+        <w:t>E</w:t>
+      </w:r>
+      <w:r>
+        <w:rPr>
+          <w:b/>
+          <w:bCs/>
+        </w:rPr>
+        <w:t>ffort</w:t>
+      </w:r>
+    </w:p>
+    <w:p>
+      <w:pPr>
+        <w:shd w:val="clear" w:color="auto" w:fill="FFFCF3"/>
+        <w:spacing w:before="100" w:beforeAutospacing="1" w:after="100" w:afterAutospacing="1" w:line="240" w:lineRule="auto"/>
+        <w:outlineLvl w:val="1"/>
+        <w:rPr>
+          <w:rFonts w:ascii="Open Sans" w:eastAsia="Times New Roman" w:hAnsi="Open Sans" w:cs="Open Sans"/>
+          <w:b/>
+          <w:bCs/>
+          <w:color w:val="313033"/>
+          <w:sz w:val="36"/>
+          <w:szCs w:val="36"/>
+        </w:rPr>
+      </w:pPr>
+      <w:r>
+        <w:rPr>
+          <w:rFonts w:ascii="Open Sans" w:eastAsia="Times New Roman" w:hAnsi="Open Sans" w:cs="Open Sans"/>
+          <w:b/>
+          <w:bCs/>
+          <w:color w:val="313033"/>
+          <w:sz w:val="36"/>
+          <w:szCs w:val="36"/>
+        </w:rPr>
+        <w:t>compromise</w:t>
       </w:r>
     </w:p>
     <w:p>
@@ -640,12 +338,28 @@
           <w:rFonts w:ascii="Open Sans" w:hAnsi="Open Sans" w:cs="Open Sans"/>
           <w:color w:val="313033"/>
         </w:rPr>
-        <w:t>policy</w:t>
-      </w:r>
-    </w:p>
-    <w:p>
-      <w:r>
-        <w:t>implement: thực hieejh triển khai cài dặt</w:t>
+        <w:t>release</w:t>
+      </w:r>
+    </w:p>
+    <w:p>
+      <w:pPr>
+        <w:rPr>
+          <w:rFonts w:ascii="Open Sans" w:hAnsi="Open Sans" w:cs="Open Sans"/>
+          <w:b/>
+          <w:bCs/>
+          <w:color w:val="3E3E3E"/>
+          <w:shd w:val="clear" w:color="auto" w:fill="FFFFFF"/>
+        </w:rPr>
+      </w:pPr>
+      <w:r>
+        <w:rPr>
+          <w:rFonts w:ascii="Open Sans" w:hAnsi="Open Sans" w:cs="Open Sans"/>
+          <w:b/>
+          <w:bCs/>
+          <w:color w:val="3E3E3E"/>
+          <w:shd w:val="clear" w:color="auto" w:fill="FFFFFF"/>
+        </w:rPr>
+        <w:t>appreciate</w:t>
       </w:r>
     </w:p>
     <w:p>
@@ -653,23 +367,17 @@
         <w:pStyle w:val="Heading2"/>
         <w:shd w:val="clear" w:color="auto" w:fill="FFFCF3"/>
         <w:spacing w:before="0" w:beforeAutospacing="0" w:after="0" w:afterAutospacing="0"/>
-      </w:pPr>
-      <w:r>
-        <w:rPr>
-          <w:rFonts w:ascii="Open Sans" w:hAnsi="Open Sans" w:cs="Open Sans"/>
-          <w:color w:val="313033"/>
-        </w:rPr>
-        <w:t>persevere: kiên trì</w:t>
-      </w:r>
-      <w:r>
-        <w:rPr>
-          <w:rFonts w:ascii="Open Sans" w:hAnsi="Open Sans" w:cs="Open Sans"/>
-          <w:color w:val="313033"/>
-        </w:rPr>
-        <w:t xml:space="preserve"> </w:t>
-      </w:r>
-      <w:r>
-        <w:t>Effort : cố gắng</w:t>
+        <w:rPr>
+          <w:rFonts w:ascii="Open Sans" w:hAnsi="Open Sans" w:cs="Open Sans"/>
+          <w:color w:val="313033"/>
+        </w:rPr>
+      </w:pPr>
+      <w:r>
+        <w:rPr>
+          <w:rFonts w:ascii="Open Sans" w:hAnsi="Open Sans" w:cs="Open Sans"/>
+          <w:color w:val="313033"/>
+        </w:rPr>
+        <w:t>remind</w:t>
       </w:r>
     </w:p>
     <w:p>
@@ -685,14 +393,223 @@
       <w:r>
         <w:rPr>
           <w:rFonts w:ascii="Open Sans" w:hAnsi="Open Sans" w:cs="Open Sans"/>
+          <w:color w:val="313033"/>
+        </w:rPr>
+        <w:t>consider</w:t>
+      </w:r>
+    </w:p>
+    <w:p>
+      <w:pPr>
+        <w:pStyle w:val="Heading2"/>
+        <w:shd w:val="clear" w:color="auto" w:fill="FFFCF3"/>
+        <w:spacing w:before="0" w:beforeAutospacing="0" w:after="0" w:afterAutospacing="0"/>
+        <w:rPr>
+          <w:rFonts w:ascii="Open Sans" w:hAnsi="Open Sans" w:cs="Open Sans"/>
+          <w:color w:val="313033"/>
+        </w:rPr>
+      </w:pPr>
+      <w:r>
+        <w:rPr>
+          <w:rFonts w:ascii="Open Sans" w:hAnsi="Open Sans" w:cs="Open Sans"/>
+          <w:color w:val="313033"/>
+        </w:rPr>
+        <w:t>variety</w:t>
+      </w:r>
+    </w:p>
+    <w:p>
+      <w:pPr>
+        <w:pStyle w:val="Heading2"/>
+        <w:shd w:val="clear" w:color="auto" w:fill="FFFCF3"/>
+        <w:spacing w:before="0" w:beforeAutospacing="0" w:after="0" w:afterAutospacing="0"/>
+        <w:rPr>
+          <w:rFonts w:ascii="Open Sans" w:hAnsi="Open Sans" w:cs="Open Sans"/>
+          <w:color w:val="313033"/>
+        </w:rPr>
+      </w:pPr>
+      <w:r>
+        <w:rPr>
+          <w:rFonts w:ascii="Open Sans" w:hAnsi="Open Sans" w:cs="Open Sans"/>
+          <w:color w:val="313033"/>
+        </w:rPr>
+        <w:t>predict</w:t>
+      </w:r>
+    </w:p>
+    <w:p>
+      <w:pPr>
+        <w:pStyle w:val="Heading2"/>
+        <w:shd w:val="clear" w:color="auto" w:fill="FFFCF3"/>
+        <w:spacing w:before="0" w:beforeAutospacing="0" w:after="0" w:afterAutospacing="0"/>
+        <w:rPr>
+          <w:rFonts w:ascii="Open Sans" w:hAnsi="Open Sans" w:cs="Open Sans"/>
+          <w:color w:val="313033"/>
+        </w:rPr>
+      </w:pPr>
+      <w:r>
+        <w:rPr>
+          <w:rFonts w:ascii="Open Sans" w:hAnsi="Open Sans" w:cs="Open Sans"/>
+          <w:color w:val="313033"/>
+        </w:rPr>
+        <w:t>handout</w:t>
+      </w:r>
+    </w:p>
+    <w:p>
+      <w:pPr>
+        <w:pStyle w:val="Heading2"/>
+        <w:shd w:val="clear" w:color="auto" w:fill="FFFCF3"/>
+        <w:spacing w:before="0" w:beforeAutospacing="0" w:after="0" w:afterAutospacing="0"/>
+      </w:pPr>
+      <w:r>
+        <w:t xml:space="preserve">Who is </w:t>
+      </w:r>
+      <w:r>
+        <w:rPr>
+          <w:b w:val="0"/>
+          <w:bCs w:val="0"/>
+        </w:rPr>
+        <w:t>responsible</w:t>
+      </w:r>
+      <w:r>
+        <w:t xml:space="preserve"> for this project?"</w:t>
+      </w:r>
+    </w:p>
+    <w:p>
+      <w:pPr>
+        <w:pStyle w:val="Heading2"/>
+        <w:shd w:val="clear" w:color="auto" w:fill="FFFCF3"/>
+        <w:spacing w:before="0" w:beforeAutospacing="0" w:after="0" w:afterAutospacing="0"/>
+        <w:rPr>
+          <w:rFonts w:ascii="Open Sans" w:hAnsi="Open Sans" w:cs="Open Sans"/>
+          <w:color w:val="313033"/>
+        </w:rPr>
+      </w:pPr>
+      <w:bookmarkStart w:id="0" w:name="_Hlk226903898"/>
+      <w:r>
+        <w:rPr>
+          <w:b w:val="0"/>
+          <w:bCs w:val="0"/>
+        </w:rPr>
+        <w:t>responsible</w:t>
+      </w:r>
+    </w:p>
+    <w:bookmarkEnd w:id="0"/>
+    <w:p>
+      <w:pPr>
+        <w:rPr>
+          <w:b/>
+          <w:bCs/>
+        </w:rPr>
+      </w:pPr>
+      <w:r>
+        <w:rPr>
+          <w:b/>
+          <w:bCs/>
+        </w:rPr>
+        <w:lastRenderedPageBreak/>
+        <w:t>intermediate form</w:t>
+      </w:r>
+    </w:p>
+    <w:p>
+      <w:pPr>
+        <w:rPr>
+          <w:b/>
+          <w:bCs/>
+        </w:rPr>
+      </w:pPr>
+      <w:r>
+        <w:rPr>
+          <w:b/>
+          <w:bCs/>
+        </w:rPr>
+        <w:t xml:space="preserve">intermediate </w:t>
+      </w:r>
+    </w:p>
+    <w:p>
+      <w:pPr>
+        <w:rPr>
+          <w:b/>
+          <w:bCs/>
+        </w:rPr>
+      </w:pPr>
+      <w:r>
+        <w:rPr>
+          <w:b/>
+          <w:bCs/>
+        </w:rPr>
+        <w:t>form</w:t>
+      </w:r>
+    </w:p>
+    <w:p>
+      <w:pPr>
+        <w:rPr>
+          <w:b/>
+          <w:bCs/>
+        </w:rPr>
+      </w:pPr>
+      <w:r>
+        <w:t>happen</w:t>
+      </w:r>
+    </w:p>
+    <w:p>
+      <w:pPr>
+        <w:rPr>
+          <w:b/>
+          <w:bCs/>
+        </w:rPr>
+      </w:pPr>
+      <w:r>
+        <w:rPr>
+          <w:b/>
+          <w:bCs/>
+        </w:rPr>
+        <w:t>explain</w:t>
+      </w:r>
+    </w:p>
+    <w:p>
+      <w:pPr>
+        <w:rPr>
+          <w:b/>
+          <w:bCs/>
+        </w:rPr>
+      </w:pPr>
+      <w:r>
+        <w:rPr>
+          <w:b/>
+          <w:bCs/>
+        </w:rPr>
+        <w:t>obtain</w:t>
+      </w:r>
+    </w:p>
+    <w:p>
+      <w:r>
+        <w:t>Renovate</w:t>
+      </w:r>
+    </w:p>
+    <w:p>
+      <w:r>
+        <w:t>V</w:t>
+      </w:r>
+      <w:r>
+        <w:t>alid</w:t>
+      </w:r>
+    </w:p>
+    <w:p>
+      <w:pPr>
+        <w:rPr>
+          <w:b/>
+          <w:bCs/>
+        </w:rPr>
+      </w:pPr>
+      <w:r>
+        <w:rPr>
+          <w:b/>
+          <w:bCs/>
           <w:noProof/>
-          <w:color w:val="313033"/>
         </w:rPr>
         <w:drawing>
-          <wp:inline distT="0" distB="0" distL="0" distR="0" wp14:anchorId="1960DDAF" wp14:editId="5FA7C621">
-            <wp:extent cx="5943600" cy="2229485"/>
-            <wp:effectExtent l="0" t="0" r="0" b="0"/>
-            <wp:docPr id="5" name="Picture 5"/>
+          <wp:inline distT="0" distB="0" distL="0" distR="0" wp14:anchorId="0E0F5C16" wp14:editId="3D67E4E8">
+            <wp:extent cx="5943600" cy="1656715"/>
+            <wp:effectExtent l="0" t="0" r="0" b="635"/>
+            <wp:docPr id="2" name="Picture 2"/>
             <wp:cNvGraphicFramePr>
               <a:graphicFrameLocks xmlns:a="http://schemas.openxmlformats.org/drawingml/2006/main" noChangeAspect="1"/>
             </wp:cNvGraphicFramePr>
@@ -712,7 +629,7 @@
                   <pic:spPr>
                     <a:xfrm>
                       <a:off x="0" y="0"/>
-                      <a:ext cx="5943600" cy="2229485"/>
+                      <a:ext cx="5943600" cy="1656715"/>
                     </a:xfrm>
                     <a:prstGeom prst="rect">
                       <a:avLst/>
@@ -726,32 +643,89 @@
       </w:r>
     </w:p>
     <w:p>
-      <w:pPr>
-        <w:rPr>
-          <w:b/>
-          <w:bCs/>
-        </w:rPr>
-      </w:pPr>
-    </w:p>
-    <w:p>
-      <w:pPr>
-        <w:rPr>
-          <w:b/>
-          <w:bCs/>
-        </w:rPr>
-      </w:pPr>
-      <w:r>
-        <w:rPr>
-          <w:b/>
-          <w:bCs/>
+      <w:r>
+        <w:t>P</w:t>
+      </w:r>
+      <w:r>
+        <w:t>riority</w:t>
+      </w:r>
+      <w:r>
+        <w:t>: ưu tiên</w:t>
+      </w:r>
+    </w:p>
+    <w:p>
+      <w:r>
+        <w:t>Remarkable:đáng chú ý</w:t>
+      </w:r>
+    </w:p>
+    <w:p>
+      <w:pPr>
+        <w:pStyle w:val="Heading2"/>
+        <w:shd w:val="clear" w:color="auto" w:fill="FFFCF3"/>
+        <w:spacing w:before="0" w:beforeAutospacing="0" w:after="0" w:afterAutospacing="0"/>
+        <w:rPr>
+          <w:rFonts w:ascii="Open Sans" w:hAnsi="Open Sans" w:cs="Open Sans"/>
+          <w:color w:val="313033"/>
+        </w:rPr>
+      </w:pPr>
+      <w:r>
+        <w:rPr>
+          <w:rFonts w:ascii="Open Sans" w:hAnsi="Open Sans" w:cs="Open Sans"/>
+          <w:color w:val="313033"/>
+        </w:rPr>
+        <w:t>policy</w:t>
+      </w:r>
+    </w:p>
+    <w:p>
+      <w:r>
+        <w:t>implement: thực hieejh triển khai cài dặt</w:t>
+      </w:r>
+    </w:p>
+    <w:p>
+      <w:pPr>
+        <w:pStyle w:val="Heading2"/>
+        <w:shd w:val="clear" w:color="auto" w:fill="FFFCF3"/>
+        <w:spacing w:before="0" w:beforeAutospacing="0" w:after="0" w:afterAutospacing="0"/>
+      </w:pPr>
+      <w:r>
+        <w:rPr>
+          <w:rFonts w:ascii="Open Sans" w:hAnsi="Open Sans" w:cs="Open Sans"/>
+          <w:color w:val="313033"/>
+        </w:rPr>
+        <w:t>persevere: kiên trì</w:t>
+      </w:r>
+      <w:r>
+        <w:rPr>
+          <w:rFonts w:ascii="Open Sans" w:hAnsi="Open Sans" w:cs="Open Sans"/>
+          <w:color w:val="313033"/>
+        </w:rPr>
+        <w:t xml:space="preserve"> </w:t>
+      </w:r>
+      <w:r>
+        <w:t>Effort : cố gắng</w:t>
+      </w:r>
+    </w:p>
+    <w:p>
+      <w:pPr>
+        <w:pStyle w:val="Heading2"/>
+        <w:shd w:val="clear" w:color="auto" w:fill="FFFCF3"/>
+        <w:spacing w:before="0" w:beforeAutospacing="0" w:after="0" w:afterAutospacing="0"/>
+        <w:rPr>
+          <w:rFonts w:ascii="Open Sans" w:hAnsi="Open Sans" w:cs="Open Sans"/>
+          <w:color w:val="313033"/>
+        </w:rPr>
+      </w:pPr>
+      <w:r>
+        <w:rPr>
+          <w:rFonts w:ascii="Open Sans" w:hAnsi="Open Sans" w:cs="Open Sans"/>
           <w:noProof/>
-        </w:rPr>
-        <w:lastRenderedPageBreak/>
+          <w:color w:val="313033"/>
+        </w:rPr>
         <w:drawing>
-          <wp:inline distT="0" distB="0" distL="0" distR="0" wp14:anchorId="1B464F6D" wp14:editId="087D3A98">
-            <wp:extent cx="5943600" cy="3188970"/>
+          <wp:inline distT="0" distB="0" distL="0" distR="0" wp14:anchorId="1960DDAF" wp14:editId="5FA7C621">
+            <wp:extent cx="5943600" cy="2229485"/>
             <wp:effectExtent l="0" t="0" r="0" b="0"/>
-            <wp:docPr id="3" name="Picture 3"/>
+            <wp:docPr id="5" name="Picture 5"/>
             <wp:cNvGraphicFramePr>
               <a:graphicFrameLocks xmlns:a="http://schemas.openxmlformats.org/drawingml/2006/main" noChangeAspect="1"/>
             </wp:cNvGraphicFramePr>
@@ -771,7 +745,7 @@
                   <pic:spPr>
                     <a:xfrm>
                       <a:off x="0" y="0"/>
-                      <a:ext cx="5943600" cy="3188970"/>
+                      <a:ext cx="5943600" cy="2229485"/>
                     </a:xfrm>
                     <a:prstGeom prst="rect">
                       <a:avLst/>
@@ -783,92 +757,34 @@
           </wp:inline>
         </w:drawing>
       </w:r>
-      <w:r>
-        <w:rPr>
-          <w:b/>
-          <w:bCs/>
-        </w:rPr>
-        <w:t xml:space="preserve"> </w:t>
-      </w:r>
-    </w:p>
-    <w:p>
-      <w:pPr>
-        <w:rPr>
-          <w:b/>
-          <w:bCs/>
-        </w:rPr>
-      </w:pPr>
-    </w:p>
-    <w:p>
-      <w:pPr>
-        <w:rPr>
-          <w:b/>
-          <w:bCs/>
-        </w:rPr>
-      </w:pPr>
-      <w:r>
-        <w:rPr>
-          <w:b/>
-          <w:bCs/>
-        </w:rPr>
-        <w:t>Direction : sự hướng dẫn</w:t>
-      </w:r>
-    </w:p>
-    <w:p>
-      <w:pPr>
-        <w:pStyle w:val="Heading2"/>
-        <w:shd w:val="clear" w:color="auto" w:fill="FFFCF3"/>
-        <w:spacing w:before="0" w:beforeAutospacing="0" w:after="0" w:afterAutospacing="0"/>
-        <w:rPr>
-          <w:rFonts w:ascii="Open Sans" w:hAnsi="Open Sans" w:cs="Open Sans"/>
-          <w:color w:val="313033"/>
-        </w:rPr>
-      </w:pPr>
-      <w:r>
-        <w:rPr>
-          <w:rFonts w:ascii="Open Sans" w:hAnsi="Open Sans" w:cs="Open Sans"/>
-          <w:color w:val="313033"/>
-        </w:rPr>
-        <w:t>resolve</w:t>
-      </w:r>
-    </w:p>
-    <w:p>
-      <w:pPr>
-        <w:rPr>
-          <w:b/>
-          <w:bCs/>
-        </w:rPr>
-      </w:pPr>
-    </w:p>
-    <w:p>
-      <w:r>
-        <w:rPr>
-          <w:b/>
-          <w:bCs/>
-        </w:rPr>
-        <w:t>leading</w:t>
-      </w:r>
-      <w:r>
-        <w:rPr>
-          <w:b/>
-          <w:bCs/>
-        </w:rPr>
-        <w:br/>
-      </w:r>
-      <w:r>
-        <w:t xml:space="preserve"> </w:t>
-      </w:r>
+    </w:p>
+    <w:p>
+      <w:pPr>
+        <w:rPr>
+          <w:b/>
+          <w:bCs/>
+        </w:rPr>
+      </w:pPr>
+    </w:p>
+    <w:p>
+      <w:pPr>
+        <w:rPr>
+          <w:b/>
+          <w:bCs/>
+        </w:rPr>
+      </w:pPr>
       <w:r>
         <w:rPr>
           <w:b/>
           <w:bCs/>
           <w:noProof/>
         </w:rPr>
+        <w:lastRenderedPageBreak/>
         <w:drawing>
-          <wp:inline distT="0" distB="0" distL="0" distR="0" wp14:anchorId="3F174A4F" wp14:editId="6597E9F4">
-            <wp:extent cx="5943600" cy="2606675"/>
-            <wp:effectExtent l="0" t="0" r="0" b="3175"/>
-            <wp:docPr id="4" name="Picture 4"/>
+          <wp:inline distT="0" distB="0" distL="0" distR="0" wp14:anchorId="1B464F6D" wp14:editId="087D3A98">
+            <wp:extent cx="5943600" cy="3188970"/>
+            <wp:effectExtent l="0" t="0" r="0" b="0"/>
+            <wp:docPr id="3" name="Picture 3"/>
             <wp:cNvGraphicFramePr>
               <a:graphicFrameLocks xmlns:a="http://schemas.openxmlformats.org/drawingml/2006/main" noChangeAspect="1"/>
             </wp:cNvGraphicFramePr>
@@ -888,6 +804,123 @@
                   <pic:spPr>
                     <a:xfrm>
                       <a:off x="0" y="0"/>
+                      <a:ext cx="5943600" cy="3188970"/>
+                    </a:xfrm>
+                    <a:prstGeom prst="rect">
+                      <a:avLst/>
+                    </a:prstGeom>
+                  </pic:spPr>
+                </pic:pic>
+              </a:graphicData>
+            </a:graphic>
+          </wp:inline>
+        </w:drawing>
+      </w:r>
+      <w:r>
+        <w:rPr>
+          <w:b/>
+          <w:bCs/>
+        </w:rPr>
+        <w:t xml:space="preserve"> </w:t>
+      </w:r>
+    </w:p>
+    <w:p>
+      <w:pPr>
+        <w:rPr>
+          <w:b/>
+          <w:bCs/>
+        </w:rPr>
+      </w:pPr>
+    </w:p>
+    <w:p>
+      <w:pPr>
+        <w:rPr>
+          <w:b/>
+          <w:bCs/>
+        </w:rPr>
+      </w:pPr>
+      <w:r>
+        <w:rPr>
+          <w:b/>
+          <w:bCs/>
+        </w:rPr>
+        <w:t>Direction : sự hướng dẫn</w:t>
+      </w:r>
+    </w:p>
+    <w:p>
+      <w:pPr>
+        <w:pStyle w:val="Heading2"/>
+        <w:shd w:val="clear" w:color="auto" w:fill="FFFCF3"/>
+        <w:spacing w:before="0" w:beforeAutospacing="0" w:after="0" w:afterAutospacing="0"/>
+        <w:rPr>
+          <w:rFonts w:ascii="Open Sans" w:hAnsi="Open Sans" w:cs="Open Sans"/>
+          <w:color w:val="313033"/>
+        </w:rPr>
+      </w:pPr>
+      <w:r>
+        <w:rPr>
+          <w:rFonts w:ascii="Open Sans" w:hAnsi="Open Sans" w:cs="Open Sans"/>
+          <w:color w:val="313033"/>
+        </w:rPr>
+        <w:t>resolve</w:t>
+      </w:r>
+    </w:p>
+    <w:p>
+      <w:pPr>
+        <w:rPr>
+          <w:b/>
+          <w:bCs/>
+        </w:rPr>
+      </w:pPr>
+    </w:p>
+    <w:p>
+      <w:r>
+        <w:rPr>
+          <w:b/>
+          <w:bCs/>
+        </w:rPr>
+        <w:t>leading</w:t>
+      </w:r>
+      <w:r>
+        <w:rPr>
+          <w:b/>
+          <w:bCs/>
+        </w:rPr>
+        <w:br/>
+      </w:r>
+      <w:r>
+        <w:t xml:space="preserve"> </w:t>
+      </w:r>
+      <w:r>
+        <w:rPr>
+          <w:b/>
+          <w:bCs/>
+          <w:noProof/>
+        </w:rPr>
+        <w:drawing>
+          <wp:inline distT="0" distB="0" distL="0" distR="0" wp14:anchorId="3F174A4F" wp14:editId="6597E9F4">
+            <wp:extent cx="5943600" cy="2606675"/>
+            <wp:effectExtent l="0" t="0" r="0" b="3175"/>
+            <wp:docPr id="4" name="Picture 4"/>
+            <wp:cNvGraphicFramePr>
+              <a:graphicFrameLocks xmlns:a="http://schemas.openxmlformats.org/drawingml/2006/main" noChangeAspect="1"/>
+            </wp:cNvGraphicFramePr>
+            <a:graphic xmlns:a="http://schemas.openxmlformats.org/drawingml/2006/main">
+              <a:graphicData uri="http://schemas.openxmlformats.org/drawingml/2006/picture">
+                <pic:pic xmlns:pic="http://schemas.openxmlformats.org/drawingml/2006/picture">
+                  <pic:nvPicPr>
+                    <pic:cNvPr id="1" name=""/>
+                    <pic:cNvPicPr/>
+                  </pic:nvPicPr>
+                  <pic:blipFill>
+                    <a:blip r:embed="rId9"/>
+                    <a:stretch>
+                      <a:fillRect/>
+                    </a:stretch>
+                  </pic:blipFill>
+                  <pic:spPr>
+                    <a:xfrm>
+                      <a:off x="0" y="0"/>
                       <a:ext cx="5943600" cy="2606675"/>
                     </a:xfrm>
                     <a:prstGeom prst="rect">
@@ -931,7 +964,7 @@
                     <pic:cNvPicPr/>
                   </pic:nvPicPr>
                   <pic:blipFill>
-                    <a:blip r:embed="rId9"/>
+                    <a:blip r:embed="rId10"/>
                     <a:stretch>
                       <a:fillRect/>
                     </a:stretch>
